--- a/reports/temp_report.docx
+++ b/reports/temp_report.docx
@@ -7,7 +7,7 @@
         <w:pStyle w:val="Heading1"/>
       </w:pPr>
       <w:r>
-        <w:t>DBIM SEARCH COMPLIANCE REPORT</w:t>
+        <w:t>DBIM LIVE AUDIT STATUS MATRIX</w:t>
       </w:r>
     </w:p>
     <w:p>
@@ -15,48 +15,17 @@
         <w:pStyle w:val="Heading2"/>
       </w:pPr>
       <w:r>
-        <w:t>WEBSITE OPENED</w:t>
+        <w:t>A.4 UI Layout &amp; Homepage Structural Mapping</w:t>
       </w:r>
     </w:p>
     <w:p>
       <w:r>
-        <w:t>Website loaded successfully.</w:t>
+        <w:t>• Section 10.1.1: Web Vitals Performance Index -&gt; Status: NON-COMPLIANT</w:t>
       </w:r>
     </w:p>
     <w:p>
       <w:r>
-        <w:drawing>
-          <wp:inline xmlns:a="http://schemas.openxmlformats.org/drawingml/2006/main" xmlns:pic="http://schemas.openxmlformats.org/drawingml/2006/picture">
-            <wp:extent cx="5029200" cy="5671820"/>
-            <wp:docPr id="1" name="Picture 1"/>
-            <wp:cNvGraphicFramePr>
-              <a:graphicFrameLocks noChangeAspect="1"/>
-            </wp:cNvGraphicFramePr>
-            <a:graphic>
-              <a:graphicData uri="http://schemas.openxmlformats.org/drawingml/2006/picture">
-                <pic:pic>
-                  <pic:nvPicPr>
-                    <pic:cNvPr id="0" name="homepage.png"/>
-                    <pic:cNvPicPr/>
-                  </pic:nvPicPr>
-                  <pic:blipFill>
-                    <a:blip r:embed="rId9"/>
-                    <a:stretch>
-                      <a:fillRect/>
-                    </a:stretch>
-                  </pic:blipFill>
-                  <pic:spPr>
-                    <a:xfrm>
-                      <a:off x="0" y="0"/>
-                      <a:ext cx="5029200" cy="5671820"/>
-                    </a:xfrm>
-                    <a:prstGeom prst="rect"/>
-                  </pic:spPr>
-                </pic:pic>
-              </a:graphicData>
-            </a:graphic>
-          </wp:inline>
-        </w:drawing>
+        <w:t>• Section A.4.1.2: Multi-Page Portal Sequence Blocks -&gt; Status: COMPLIANT</w:t>
       </w:r>
     </w:p>
     <w:p>
@@ -64,48 +33,58 @@
         <w:pStyle w:val="Heading2"/>
       </w:pPr>
       <w:r>
-        <w:t>REQ 43 - SEARCH DETECTED</w:t>
+        <w:t>6.1 Imagery &amp; Formats Strategy</w:t>
       </w:r>
     </w:p>
     <w:p>
       <w:r>
-        <w:t>Search bar found.</w:t>
+        <w:t>• Rule 34: Approved Compression Formats -&gt; Status: COMPLIANT</w:t>
+      </w:r>
+    </w:p>
+    <w:p>
+      <w:pPr>
+        <w:pStyle w:val="Heading2"/>
+      </w:pPr>
+      <w:r>
+        <w:t>Annexure D: Header &amp; Footer Architecture</w:t>
       </w:r>
     </w:p>
     <w:p>
       <w:r>
-        <w:drawing>
-          <wp:inline xmlns:a="http://schemas.openxmlformats.org/drawingml/2006/main" xmlns:pic="http://schemas.openxmlformats.org/drawingml/2006/picture">
-            <wp:extent cx="5029200" cy="5671820"/>
-            <wp:docPr id="2" name="Picture 2"/>
-            <wp:cNvGraphicFramePr>
-              <a:graphicFrameLocks noChangeAspect="1"/>
-            </wp:cNvGraphicFramePr>
-            <a:graphic>
-              <a:graphicData uri="http://schemas.openxmlformats.org/drawingml/2006/picture">
-                <pic:pic>
-                  <pic:nvPicPr>
-                    <pic:cNvPr id="0" name="search_found.png"/>
-                    <pic:cNvPicPr/>
-                  </pic:nvPicPr>
-                  <pic:blipFill>
-                    <a:blip r:embed="rId10"/>
-                    <a:stretch>
-                      <a:fillRect/>
-                    </a:stretch>
-                  </pic:blipFill>
-                  <pic:spPr>
-                    <a:xfrm>
-                      <a:off x="0" y="0"/>
-                      <a:ext cx="5029200" cy="5671820"/>
-                    </a:xfrm>
-                    <a:prstGeom prst="rect"/>
-                  </pic:spPr>
-                </pic:pic>
-              </a:graphicData>
-            </a:graphic>
-          </wp:inline>
-        </w:drawing>
+        <w:t>• Rule 21: Organization Naming Schema Alignment -&gt; Status: COMPLIANT</w:t>
+      </w:r>
+    </w:p>
+    <w:p>
+      <w:r>
+        <w:t>• Rule 25: Footer Corporate Lineage Disclosures -&gt; Status: NON-COMPLIANT</w:t>
+      </w:r>
+    </w:p>
+    <w:p>
+      <w:pPr>
+        <w:pStyle w:val="Heading2"/>
+      </w:pPr>
+      <w:r>
+        <w:t>Requirements 43/44/45: Search &amp; Discovery</w:t>
+      </w:r>
+    </w:p>
+    <w:p>
+      <w:r>
+        <w:t>• Requirement 43: Input &amp; Autocomplete Response -&gt; Status: COMPLIANT</w:t>
+      </w:r>
+    </w:p>
+    <w:p>
+      <w:r>
+        <w:t>• Requirement 43: Query Results Execution Profiles -&gt; Status: COMPLIANT</w:t>
+      </w:r>
+    </w:p>
+    <w:p>
+      <w:r>
+        <w:t>• Requirement 44: Document PDF Searchability Profiles -&gt; Status: NON-COMPLIANT</w:t>
+      </w:r>
+    </w:p>
+    <w:p>
+      <w:r>
+        <w:t>• Requirement 45: Discoverability Metadata Analysis -&gt; Status: NON-COMPLIANT</w:t>
       </w:r>
     </w:p>
     <w:sectPr>
